--- a/Ansible to Orchestrator Transition/Completed/Move Windows Event Logs/Release to Customer/Move-ArchivedLogs-ByADGroup/Documentation/05_Validation_and_Testing_Plan.docx
+++ b/Ansible to Orchestrator Transition/Completed/Move Windows Event Logs/Release to Customer/Move-ArchivedLogs-ByADGroup/Documentation/05_Validation_and_Testing_Plan.docx
@@ -1097,9 +1097,9 @@
         <w:tblLook w:val="0020" w:firstRow="1" w:lastRow="0" w:firstColumn="0" w:lastColumn="0" w:noHBand="0" w:noVBand="0"/>
       </w:tblPr>
       <w:tblGrid>
-        <w:gridCol w:w="533"/>
-        <w:gridCol w:w="4896"/>
-        <w:gridCol w:w="4147"/>
+        <w:gridCol w:w="553"/>
+        <w:gridCol w:w="4909"/>
+        <w:gridCol w:w="4114"/>
       </w:tblGrid>
       <w:tr>
         <w:trPr>
@@ -1188,7 +1188,31 @@
               <w:rPr>
                 <w:rStyle w:val="VerbatimChar"/>
               </w:rPr>
-              <w:t>groupDN='CN=WinLogServers,OU=Groups,DC=corp,DC=local'</w:t>
+              <w:t>groupDN='CN=WinLogServers,OU=Groups,</w:t>
+            </w:r>
+            <w:r>
+              <w:rPr>
+                <w:rStyle w:val="VerbatimChar"/>
+              </w:rPr>
+              <w:t>DC=vcf</w:t>
+            </w:r>
+            <w:r>
+              <w:rPr>
+                <w:rStyle w:val="VerbatimChar"/>
+              </w:rPr>
+              <w:t>,</w:t>
+            </w:r>
+            <w:r>
+              <w:rPr>
+                <w:rStyle w:val="VerbatimChar"/>
+              </w:rPr>
+              <w:t>DC=lab</w:t>
+            </w:r>
+            <w:r>
+              <w:rPr>
+                <w:rStyle w:val="VerbatimChar"/>
+              </w:rPr>
+              <w:t>'</w:t>
             </w:r>
             <w:r>
               <w:t xml:space="preserve">, </w:t>
@@ -1197,7 +1221,19 @@
               <w:rPr>
                 <w:rStyle w:val="VerbatimChar"/>
               </w:rPr>
-              <w:t>domainName='corp.local'</w:t>
+              <w:t>domainName='</w:t>
+            </w:r>
+            <w:r>
+              <w:rPr>
+                <w:rStyle w:val="VerbatimChar"/>
+              </w:rPr>
+              <w:t>vcf.lab</w:t>
+            </w:r>
+            <w:r>
+              <w:rPr>
+                <w:rStyle w:val="VerbatimChar"/>
+              </w:rPr>
+              <w:t>'</w:t>
             </w:r>
             <w:r>
               <w:t xml:space="preserve">, </w:t>
@@ -1243,7 +1279,43 @@
               <w:rPr>
                 <w:rStyle w:val="VerbatimChar"/>
               </w:rPr>
-              <w:t>&amp; "C:\PSO\Scripts\cvs_functions.ps1" -Action 'move-archived-logs-ByCN' -SecurityGroup_CN 'CN=WinLogServers,OU=Groups,DC=corp,DC=local' -DomainName 'corp.local' -FileShareTarget '\\fileserver\share$\Windows' -FilterOn 'Archive-*.evtx' -NumberOfDays '-1' *&gt;&amp;1 | Out-String -Width 4096</w:t>
+              <w:t>&amp; "C:\PSO\Scripts\cvs_functions.ps1" -Action 'move-archived-logs-ByCN' -SecurityGroup_CN 'CN=WinLogServers,OU=Groups,</w:t>
+            </w:r>
+            <w:r>
+              <w:rPr>
+                <w:rStyle w:val="VerbatimChar"/>
+              </w:rPr>
+              <w:t>DC=vcf</w:t>
+            </w:r>
+            <w:r>
+              <w:rPr>
+                <w:rStyle w:val="VerbatimChar"/>
+              </w:rPr>
+              <w:t>,</w:t>
+            </w:r>
+            <w:r>
+              <w:rPr>
+                <w:rStyle w:val="VerbatimChar"/>
+              </w:rPr>
+              <w:t>DC=lab</w:t>
+            </w:r>
+            <w:r>
+              <w:rPr>
+                <w:rStyle w:val="VerbatimChar"/>
+              </w:rPr>
+              <w:t>' -DomainName '</w:t>
+            </w:r>
+            <w:r>
+              <w:rPr>
+                <w:rStyle w:val="VerbatimChar"/>
+              </w:rPr>
+              <w:t>vcf.lab</w:t>
+            </w:r>
+            <w:r>
+              <w:rPr>
+                <w:rStyle w:val="VerbatimChar"/>
+              </w:rPr>
+              <w:t>' -FileShareTarget '\\fileserver\share$\Windows' -FilterOn 'Archive-*.evtx' -NumberOfDays '-1' *&gt;&amp;1 | Out-String -Width 4096</w:t>
             </w:r>
             <w:r>
               <w:t xml:space="preserve">. Note </w:t>
